--- a/Feedback from user testing.docx
+++ b/Feedback from user testing.docx
@@ -2,6 +2,41 @@
 <file path=word/document.xml><?xml version="1.0" encoding="utf-8"?>
 <w:document xmlns:wpc="http://schemas.microsoft.com/office/word/2010/wordprocessingCanvas" xmlns:cx="http://schemas.microsoft.com/office/drawing/2014/chartex" xmlns:cx1="http://schemas.microsoft.com/office/drawing/2015/9/8/chartex" xmlns:cx2="http://schemas.microsoft.com/office/drawing/2015/10/21/chartex" xmlns:cx3="http://schemas.microsoft.com/office/drawing/2016/5/9/chartex" xmlns:cx4="http://schemas.microsoft.com/office/drawing/2016/5/10/chartex" xmlns:cx5="http://schemas.microsoft.com/office/drawing/2016/5/11/chartex" xmlns:cx6="http://schemas.microsoft.com/office/drawing/2016/5/12/chartex" xmlns:cx7="http://schemas.microsoft.com/office/drawing/2016/5/13/chartex" xmlns:cx8="http://schemas.microsoft.com/office/drawing/2016/5/14/chartex" xmlns:mc="http://schemas.openxmlformats.org/markup-compatibility/2006" xmlns:aink="http://schemas.microsoft.com/office/drawing/2016/ink" xmlns:am3d="http://schemas.microsoft.com/office/drawing/2017/model3d" xmlns:o="urn:schemas-microsoft-com:office:office" xmlns:oel="http://schemas.microsoft.com/office/2019/extlst" xmlns:r="http://schemas.openxmlformats.org/officeDocument/2006/relationships" xmlns:m="http://schemas.openxmlformats.org/officeDocument/2006/math" xmlns:v="urn:schemas-microsoft-com:vml" xmlns:wp14="http://schemas.microsoft.com/office/word/2010/wordprocessingDrawing" xmlns:wp="http://schemas.openxmlformats.org/drawingml/2006/wordprocessingDrawing" xmlns:w10="urn:schemas-microsoft-com:office:word" xmlns:w="http://schemas.openxmlformats.org/wordprocessingml/2006/main" xmlns:w14="http://schemas.microsoft.com/office/word/2010/wordml" xmlns:w15="http://schemas.microsoft.com/office/word/2012/wordml" xmlns:w16cex="http://schemas.microsoft.com/office/word/2018/wordml/cex" xmlns:w16cid="http://schemas.microsoft.com/office/word/2016/wordml/cid" xmlns:w16="http://schemas.microsoft.com/office/word/2018/wordml" xmlns:w16sdtdh="http://schemas.microsoft.com/office/word/2020/wordml/sdtdatahash" xmlns:w16se="http://schemas.microsoft.com/office/word/2015/wordml/symex" xmlns:wpg="http://schemas.microsoft.com/office/word/2010/wordprocessingGroup" xmlns:wpi="http://schemas.microsoft.com/office/word/2010/wordprocessingInk" xmlns:wne="http://schemas.microsoft.com/office/word/2006/wordml" xmlns:wps="http://schemas.microsoft.com/office/word/2010/wordprocessingShape" mc:Ignorable="w14 w15 w16se w16cid w16 w16cex w16sdtdh wp14">
   <w:body>
+    <w:p>
+      <w:r>
+        <w:t>Feedback from user testing:</w:t>
+      </w:r>
+    </w:p>
+    <w:p/>
+    <w:p>
+      <w:r>
+        <w:t>Nikolaj:</w:t>
+      </w:r>
+      <w:r>
+        <w:br/>
+        <w:t>Suggests to l</w:t>
+      </w:r>
+      <w:r>
+        <w:t>imit choices of date formats for field samplers, because field samplers only use 1 date format.</w:t>
+      </w:r>
+    </w:p>
+    <w:p/>
+    <w:p>
+      <w:r>
+        <w:t>Needs a way to convert local depths to master depth, and remove redundant archive samples.</w:t>
+      </w:r>
+      <w:r>
+        <w:tab/>
+      </w:r>
+    </w:p>
+    <w:p/>
+    <w:p>
+      <w:r>
+        <w:t xml:space="preserve">Asks for validation of some length and depth measurements </w:t>
+      </w:r>
+    </w:p>
+    <w:p/>
+    <w:p/>
     <w:p>
       <w:pPr>
         <w:rPr>
@@ -12,16 +47,8 @@
         <w:rPr>
           <w:lang w:val="da-DK"/>
         </w:rPr>
-        <w:t xml:space="preserve">Feedback from user </w:t>
-      </w:r>
-      <w:proofErr w:type="spellStart"/>
-      <w:r>
-        <w:rPr>
-          <w:lang w:val="da-DK"/>
-        </w:rPr>
-        <w:t>testing</w:t>
-      </w:r>
-      <w:proofErr w:type="spellEnd"/>
+        <w:t>Lasse</w:t>
+      </w:r>
       <w:r>
         <w:rPr>
           <w:lang w:val="da-DK"/>
@@ -35,36 +62,50 @@
           <w:lang w:val="da-DK"/>
         </w:rPr>
       </w:pPr>
-    </w:p>
-    <w:p>
-      <w:r>
-        <w:t>Nikolaj:</w:t>
-      </w:r>
-      <w:r>
-        <w:br/>
-        <w:t>Suggests to l</w:t>
-      </w:r>
-      <w:r>
-        <w:t>imit choices of date formats for field samplers, because field samplers only use 1 date format.</w:t>
-      </w:r>
-    </w:p>
-    <w:p/>
-    <w:p>
-      <w:r>
-        <w:t>Needs a way to convert local depths to master depth, and remove redundant archive samples.</w:t>
-      </w:r>
-      <w:r>
-        <w:tab/>
-      </w:r>
-    </w:p>
-    <w:p/>
-    <w:p>
-      <w:r>
-        <w:t xml:space="preserve">Asks for validation of some length and depth measurements </w:t>
-      </w:r>
-    </w:p>
-    <w:p/>
-    <w:p/>
+      <w:r>
+        <w:rPr>
+          <w:lang w:val="da-DK"/>
+        </w:rPr>
+        <w:t xml:space="preserve">Bulk id standard for cold fingers? </w:t>
+      </w:r>
+      <w:r>
+        <w:rPr>
+          <w:lang w:val="da-DK"/>
+        </w:rPr>
+        <w:t>Bruger ”bulk sample” som et sample der ikke varierer alt efter hvor dybt subsampler den. Og core id som varierer alt efter dybde. Kommentarer om field sample id.</w:t>
+      </w:r>
+      <w:r>
+        <w:rPr>
+          <w:lang w:val="da-DK"/>
+        </w:rPr>
+        <w:t xml:space="preserve"> Mener ikke bulk sampleID i archive sample skal være required (spørg jesper). </w:t>
+      </w:r>
+    </w:p>
+    <w:p>
+      <w:pPr>
+        <w:rPr>
+          <w:lang w:val="da-DK"/>
+        </w:rPr>
+      </w:pPr>
+    </w:p>
+    <w:p>
+      <w:r>
+        <w:t xml:space="preserve">Xihan: </w:t>
+      </w:r>
+    </w:p>
+    <w:p>
+      <w:r>
+        <w:t xml:space="preserve">Should upload data that links </w:t>
+      </w:r>
+      <w:r>
+        <w:t>her stuff with Julies?</w:t>
+      </w:r>
+    </w:p>
+    <w:p>
+      <w:r>
+        <w:t>Nice to have: upload of html files for her reports.</w:t>
+      </w:r>
+    </w:p>
     <w:sectPr>
       <w:pgSz w:w="11906" w:h="16838"/>
       <w:pgMar w:top="1440" w:right="1440" w:bottom="1440" w:left="1440" w:header="708" w:footer="708" w:gutter="0"/>

--- a/Feedback from user testing.docx
+++ b/Feedback from user testing.docx
@@ -66,19 +66,103 @@
         <w:rPr>
           <w:lang w:val="da-DK"/>
         </w:rPr>
-        <w:t xml:space="preserve">Bulk id standard for cold fingers? </w:t>
-      </w:r>
-      <w:r>
-        <w:rPr>
-          <w:lang w:val="da-DK"/>
-        </w:rPr>
-        <w:t>Bruger ”bulk sample” som et sample der ikke varierer alt efter hvor dybt subsampler den. Og core id som varierer alt efter dybde. Kommentarer om field sample id.</w:t>
-      </w:r>
-      <w:r>
-        <w:rPr>
-          <w:lang w:val="da-DK"/>
-        </w:rPr>
-        <w:t xml:space="preserve"> Mener ikke bulk sampleID i archive sample skal være required (spørg jesper). </w:t>
+        <w:t xml:space="preserve">Bulk id standard for </w:t>
+      </w:r>
+      <w:proofErr w:type="spellStart"/>
+      <w:r>
+        <w:rPr>
+          <w:lang w:val="da-DK"/>
+        </w:rPr>
+        <w:t>cold</w:t>
+      </w:r>
+      <w:proofErr w:type="spellEnd"/>
+      <w:r>
+        <w:rPr>
+          <w:lang w:val="da-DK"/>
+        </w:rPr>
+        <w:t xml:space="preserve"> fingers? </w:t>
+      </w:r>
+      <w:r>
+        <w:rPr>
+          <w:lang w:val="da-DK"/>
+        </w:rPr>
+        <w:t xml:space="preserve">Bruger ”bulk sample” som et sample der ikke varierer alt efter hvor dybt subsampler den. Og core id som varierer alt efter dybde. Kommentarer om </w:t>
+      </w:r>
+      <w:proofErr w:type="spellStart"/>
+      <w:r>
+        <w:rPr>
+          <w:lang w:val="da-DK"/>
+        </w:rPr>
+        <w:t>field</w:t>
+      </w:r>
+      <w:proofErr w:type="spellEnd"/>
+      <w:r>
+        <w:rPr>
+          <w:lang w:val="da-DK"/>
+        </w:rPr>
+        <w:t xml:space="preserve"> sample id.</w:t>
+      </w:r>
+      <w:r>
+        <w:rPr>
+          <w:lang w:val="da-DK"/>
+        </w:rPr>
+        <w:t xml:space="preserve"> Mener ikke bulk </w:t>
+      </w:r>
+      <w:proofErr w:type="spellStart"/>
+      <w:r>
+        <w:rPr>
+          <w:lang w:val="da-DK"/>
+        </w:rPr>
+        <w:t>sampleID</w:t>
+      </w:r>
+      <w:proofErr w:type="spellEnd"/>
+      <w:r>
+        <w:rPr>
+          <w:lang w:val="da-DK"/>
+        </w:rPr>
+        <w:t xml:space="preserve"> i </w:t>
+      </w:r>
+      <w:proofErr w:type="spellStart"/>
+      <w:r>
+        <w:rPr>
+          <w:lang w:val="da-DK"/>
+        </w:rPr>
+        <w:t>archive</w:t>
+      </w:r>
+      <w:proofErr w:type="spellEnd"/>
+      <w:r>
+        <w:rPr>
+          <w:lang w:val="da-DK"/>
+        </w:rPr>
+        <w:t xml:space="preserve"> sample skal være </w:t>
+      </w:r>
+      <w:proofErr w:type="spellStart"/>
+      <w:r>
+        <w:rPr>
+          <w:lang w:val="da-DK"/>
+        </w:rPr>
+        <w:t>required</w:t>
+      </w:r>
+      <w:proofErr w:type="spellEnd"/>
+      <w:r>
+        <w:rPr>
+          <w:lang w:val="da-DK"/>
+        </w:rPr>
+        <w:t xml:space="preserve"> (spørg </w:t>
+      </w:r>
+      <w:proofErr w:type="spellStart"/>
+      <w:r>
+        <w:rPr>
+          <w:lang w:val="da-DK"/>
+        </w:rPr>
+        <w:t>jesper</w:t>
+      </w:r>
+      <w:proofErr w:type="spellEnd"/>
+      <w:r>
+        <w:rPr>
+          <w:lang w:val="da-DK"/>
+        </w:rPr>
+        <w:t xml:space="preserve">). </w:t>
       </w:r>
     </w:p>
     <w:p>
@@ -104,6 +188,21 @@
     <w:p>
       <w:r>
         <w:t>Nice to have: upload of html files for her reports.</w:t>
+      </w:r>
+    </w:p>
+    <w:p/>
+    <w:p>
+      <w:r>
+        <w:t>Antonio:</w:t>
+      </w:r>
+      <w:r>
+        <w:br/>
+      </w:r>
+      <w:r>
+        <w:t xml:space="preserve">“It doesn’t matter what Mikkel needs, it matters what the community requires which is described here”: </w:t>
+      </w:r>
+      <w:r>
+        <w:t>https://github.com/MIxS-MInAS/MIxS-MInAS.github.io/raw/master/docs/assets/checklists/versions/AncientSedimentMIMS_v0.1.0.xls</w:t>
       </w:r>
     </w:p>
     <w:sectPr>
